--- a/Consumables/云南省肿瘤医院 昆明医科大学第三附属医院医用卫生材料、试剂采购合同书模板（2026年).docx
+++ b/Consumables/云南省肿瘤医院 昆明医科大学第三附属医院医用卫生材料、试剂采购合同书模板（2026年).docx
@@ -15,8 +15,6 @@
         <w:t>合同会签编号：</w:t>
       </w:r>
       <w:permStart w:id="0" w:edGrp="everyone"/>
-      <w:bookmarkStart w:id="0" w:name="_GoBack"/>
-      <w:bookmarkEnd w:id="0"/>
       <w:r>
         <w:rPr>
           <w:rFonts w:hint="eastAsia"/>
@@ -6762,17 +6760,6 @@
           </w:tcPr>
           <w:p>
             <w:pPr>
-              <w:spacing w:line="242" w:lineRule="auto"/>
-              <w:jc w:val="both"/>
-              <w:rPr>
-                <w:rFonts w:ascii="Arial"/>
-                <w:sz w:val="21"/>
-              </w:rPr>
-            </w:pPr>
-            <w:permStart w:id="19" w:edGrp="everyone"/>
-          </w:p>
-          <w:p>
-            <w:pPr>
               <w:pStyle w:val="8"/>
               <w:spacing w:before="78" w:line="241" w:lineRule="auto"/>
               <w:ind w:left="318"/>
@@ -6782,6 +6769,9 @@
                 <w:szCs w:val="24"/>
               </w:rPr>
             </w:pPr>
+            <w:permStart w:id="19" w:edGrp="everyone"/>
+            <w:bookmarkStart w:id="0" w:name="_GoBack"/>
+            <w:bookmarkEnd w:id="0"/>
             <w:r>
               <w:rPr>
                 <w:sz w:val="24"/>
